--- a/docs/DBBOYS/DBboys技术白皮书.docx
+++ b/docs/DBBOYS/DBboys技术白皮书.docx
@@ -83,8 +83,10 @@
           <w:sz w:val="44"/>
           <w:szCs w:val="44"/>
         </w:rPr>
-        <w:t>DBboys</w:t>
+        <w:t>dbboys</w:t>
       </w:r>
+      <w:bookmarkStart w:id="0" w:name="_GoBack"/>
+      <w:bookmarkEnd w:id="0"/>
       <w:r>
         <w:rPr>
           <w:rFonts w:ascii="黑体" w:eastAsia="黑体" w:hAnsi="黑体"/>
@@ -242,10 +244,10 @@
           <w:noProof/>
         </w:rPr>
       </w:pPr>
-      <w:bookmarkStart w:id="0" w:name="_Toc239189279"/>
-      <w:bookmarkStart w:id="1" w:name="_Toc239190164"/>
-      <w:bookmarkStart w:id="2" w:name="_Toc239328678"/>
-      <w:bookmarkStart w:id="3" w:name="_Toc239347819"/>
+      <w:bookmarkStart w:id="1" w:name="_Toc239189279"/>
+      <w:bookmarkStart w:id="2" w:name="_Toc239190164"/>
+      <w:bookmarkStart w:id="3" w:name="_Toc239328678"/>
+      <w:bookmarkStart w:id="4" w:name="_Toc239347819"/>
       <w:r>
         <w:rPr>
           <w:rFonts w:ascii="黑体" w:hAnsi="黑体" w:cstheme="minorBidi"/>
@@ -256,10 +258,10 @@
         <w:lastRenderedPageBreak/>
         <w:t>目  录</w:t>
       </w:r>
-      <w:bookmarkEnd w:id="0"/>
       <w:bookmarkEnd w:id="1"/>
       <w:bookmarkEnd w:id="2"/>
       <w:bookmarkEnd w:id="3"/>
+      <w:bookmarkEnd w:id="4"/>
       <w:r>
         <w:fldChar w:fldCharType="begin"/>
       </w:r>
@@ -2538,32 +2540,35 @@
       <w:pPr>
         <w:pStyle w:val="1"/>
       </w:pPr>
-      <w:bookmarkStart w:id="4" w:name="_Toc239347820"/>
+      <w:bookmarkStart w:id="5" w:name="_Toc239347820"/>
       <w:r>
         <w:lastRenderedPageBreak/>
         <w:t>产品概述</w:t>
       </w:r>
-      <w:bookmarkEnd w:id="4"/>
+      <w:bookmarkEnd w:id="5"/>
     </w:p>
     <w:p>
       <w:pPr>
         <w:pStyle w:val="21"/>
       </w:pPr>
-      <w:bookmarkStart w:id="5" w:name="_Toc239347821"/>
+      <w:bookmarkStart w:id="6" w:name="_Toc239347821"/>
       <w:r>
         <w:t>产品</w:t>
       </w:r>
       <w:r>
         <w:t>简介</w:t>
       </w:r>
-      <w:bookmarkEnd w:id="5"/>
+      <w:bookmarkEnd w:id="6"/>
     </w:p>
     <w:p>
       <w:pPr>
         <w:ind w:firstLineChars="200" w:firstLine="480"/>
       </w:pPr>
       <w:r>
-        <w:t>DBboys 是一款基于 JavaFX 构建的开源数据库开发与运维桌面客户端，面向 GBase 8S、Informix、MySQL、Oracle、达梦（DM）、PostgreSQL、SQLite</w:t>
+        <w:t>dbboys</w:t>
+      </w:r>
+      <w:r>
+        <w:t xml:space="preserve"> 是一款基于 JavaFX 构建的开源数据库开发与运维桌面客户端，面向 GBase 8S、Informix、MySQL、Oracle、达梦（DM）、PostgreSQL、SQLite</w:t>
       </w:r>
       <w:r>
         <w:t>、通用JDBC</w:t>
@@ -2580,10 +2585,28 @@
         </w:rPr>
       </w:pPr>
       <w:r>
-        <w:t>与传统数据库客户端只关注“连接与查询”不同，DBboys 将数据库软件本身的远程安装、实例启停、巡检、容量管理、锁表处理等 DBA 日常运维工作一并纳入工具内，配合内置 SSH 终端与 SFTP 文件传输</w:t>
+        <w:t>区别于</w:t>
       </w:r>
       <w:r>
-        <w:t>，让用户在一个桌面应用内完成从装库、用库到管库、卸库的全部工作</w:t>
+        <w:t>传统数据库客户端，</w:t>
+      </w:r>
+      <w:r>
+        <w:t>dbboys</w:t>
+      </w:r>
+      <w:r>
+        <w:t xml:space="preserve"> 将数据库软件本身的远程安装、实例启停、巡检、容量管理、锁表处理等 DBA 日常运维工作一并纳入工具内，配合内置 SSH 终端与 SFTP 文件传输</w:t>
+      </w:r>
+      <w:r>
+        <w:t>，</w:t>
+      </w:r>
+      <w:r>
+        <w:t>用户</w:t>
+      </w:r>
+      <w:r>
+        <w:t>可</w:t>
+      </w:r>
+      <w:r>
+        <w:t>在一个桌面应用内完成从装库、用库到管库、卸库的全部工作</w:t>
       </w:r>
       <w:r>
         <w:rPr>
@@ -2596,11 +2619,11 @@
       <w:pPr>
         <w:pStyle w:val="21"/>
       </w:pPr>
-      <w:bookmarkStart w:id="6" w:name="_Toc239347822"/>
+      <w:bookmarkStart w:id="7" w:name="_Toc239347822"/>
       <w:r>
         <w:t>产品优势</w:t>
       </w:r>
-      <w:bookmarkEnd w:id="6"/>
+      <w:bookmarkEnd w:id="7"/>
     </w:p>
     <w:p>
       <w:pPr>
@@ -2628,7 +2651,6 @@
           <w:numId w:val="30"/>
         </w:numPr>
         <w:rPr>
-          <w:rFonts w:hint="eastAsia"/>
           <w:lang w:eastAsia="zh-CN"/>
         </w:rPr>
       </w:pPr>
@@ -2647,7 +2669,6 @@
           <w:numId w:val="30"/>
         </w:numPr>
         <w:rPr>
-          <w:rFonts w:hint="eastAsia"/>
           <w:lang w:eastAsia="zh-CN"/>
         </w:rPr>
       </w:pPr>
@@ -2689,7 +2710,46 @@
         <w:rPr>
           <w:lang w:eastAsia="zh-CN"/>
         </w:rPr>
-        <w:t>直观的数据库巡检、容量管理等能力，具备各种数据库初级管理能力。</w:t>
+        <w:t>直观的数据库巡检、容量管理等能力，具备数据库基础运维</w:t>
+      </w:r>
+      <w:r>
+        <w:rPr>
+          <w:lang w:eastAsia="zh-CN"/>
+        </w:rPr>
+        <w:t>能力。</w:t>
+      </w:r>
+    </w:p>
+    <w:p>
+      <w:pPr>
+        <w:pStyle w:val="aa"/>
+        <w:numPr>
+          <w:ilvl w:val="0"/>
+          <w:numId w:val="30"/>
+        </w:numPr>
+      </w:pPr>
+      <w:r>
+        <w:rPr>
+          <w:lang w:eastAsia="zh-CN"/>
+        </w:rPr>
+        <w:t>免安装，开箱即用</w:t>
+      </w:r>
+      <w:r>
+        <w:rPr>
+          <w:lang w:eastAsia="zh-CN"/>
+        </w:rPr>
+        <w:t>，</w:t>
+      </w:r>
+      <w:r>
+        <w:rPr>
+          <w:lang w:eastAsia="zh-CN"/>
+        </w:rPr>
+        <w:t>自动检测</w:t>
+      </w:r>
+      <w:r>
+        <w:rPr>
+          <w:lang w:eastAsia="zh-CN"/>
+        </w:rPr>
+        <w:t>新版本平滑升级。</w:t>
       </w:r>
     </w:p>
     <w:p>
@@ -2699,11 +2759,11 @@
           <w:lang w:eastAsia="zh-CN"/>
         </w:rPr>
       </w:pPr>
-      <w:bookmarkStart w:id="7" w:name="_Toc239347823"/>
+      <w:bookmarkStart w:id="8" w:name="_Toc239347823"/>
       <w:r>
         <w:t>产品定位</w:t>
       </w:r>
-      <w:bookmarkEnd w:id="7"/>
+      <w:bookmarkEnd w:id="8"/>
     </w:p>
     <w:p>
       <w:pPr>
@@ -2723,17 +2783,16 @@
       <w:pPr>
         <w:pStyle w:val="21"/>
       </w:pPr>
-      <w:bookmarkStart w:id="8" w:name="_Toc239347824"/>
+      <w:bookmarkStart w:id="9" w:name="_Toc239347824"/>
       <w:r>
         <w:t>产品功能</w:t>
       </w:r>
-      <w:bookmarkEnd w:id="8"/>
+      <w:bookmarkEnd w:id="9"/>
     </w:p>
     <w:p>
       <w:pPr>
         <w:ind w:firstLineChars="200" w:firstLine="480"/>
         <w:rPr>
-          <w:rFonts w:hint="eastAsia"/>
           <w:lang w:eastAsia="zh-CN"/>
         </w:rPr>
       </w:pPr>
@@ -2742,19 +2801,7 @@
           <w:rFonts w:hint="eastAsia"/>
           <w:lang w:eastAsia="zh-CN"/>
         </w:rPr>
-        <w:t>D</w:t>
-      </w:r>
-      <w:r>
-        <w:rPr>
-          <w:lang w:eastAsia="zh-CN"/>
-        </w:rPr>
-        <w:t>b</w:t>
-      </w:r>
-      <w:r>
-        <w:rPr>
-          <w:lang w:eastAsia="zh-CN"/>
-        </w:rPr>
-        <w:t>boys</w:t>
+        <w:t>dbboys</w:t>
       </w:r>
       <w:r>
         <w:rPr>
@@ -2791,7 +2838,19 @@
         <w:rPr>
           <w:lang w:eastAsia="zh-CN"/>
         </w:rPr>
-        <w:t>-1列出了DBboys具备的核心能力。</w:t>
+        <w:t>-1列出了</w:t>
+      </w:r>
+      <w:r>
+        <w:rPr>
+          <w:lang w:eastAsia="zh-CN"/>
+        </w:rPr>
+        <w:t>dbboys</w:t>
+      </w:r>
+      <w:r>
+        <w:rPr>
+          <w:lang w:eastAsia="zh-CN"/>
+        </w:rPr>
+        <w:t>具备的核心能力。</w:t>
       </w:r>
     </w:p>
     <w:tbl>
@@ -2925,7 +2984,23 @@
               <w:spacing w:before="72" w:after="72"/>
             </w:pPr>
             <w:r>
-              <w:t>图形化向导式数据库安装卸载能力、核心配置可自定义、安装完成自动填充连接信息，自动保存安装信息</w:t>
+              <w:t>图形化向导式数据库安装卸载能力，</w:t>
+            </w:r>
+            <w:r>
+              <w:t>可实现自动下载上传安装</w:t>
+            </w:r>
+            <w:r>
+              <w:lastRenderedPageBreak/>
+              <w:t>包、自动安装初始化</w:t>
+            </w:r>
+            <w:r>
+              <w:t>，</w:t>
+            </w:r>
+            <w:r>
+              <w:t>核心配置可自定义，</w:t>
+            </w:r>
+            <w:r>
+              <w:t>安装完成自动填充连接信息，自动保存安装信息</w:t>
             </w:r>
           </w:p>
         </w:tc>
@@ -2969,22 +3044,46 @@
               <w:pStyle w:val="a7"/>
               <w:spacing w:before="72" w:after="72"/>
               <w:rPr>
+                <w:lang w:eastAsia="zh-CN"/>
+              </w:rPr>
+            </w:pPr>
+            <w:r>
+              <w:t>连接可</w:t>
+            </w:r>
+            <w:r>
+              <w:t>指定驱动、编辑</w:t>
+            </w:r>
+            <w:r>
+              <w:t>连接</w:t>
+            </w:r>
+            <w:r>
+              <w:t>属性、</w:t>
+            </w:r>
+            <w:r>
+              <w:t>支持</w:t>
+            </w:r>
+            <w:r>
+              <w:t>只读</w:t>
+            </w:r>
+            <w:r>
+              <w:t>连接</w:t>
+            </w:r>
+            <w:r>
+              <w:t>、</w:t>
+            </w:r>
+            <w:r>
+              <w:t>记录连接所有变更操作</w:t>
+            </w:r>
+            <w:r>
+              <w:t>、自动sqlmode识别与切换、ssh隧道连接、编辑连接、复制连接、删除连接、移动连接到其他分类</w:t>
+            </w:r>
+            <w:r>
+              <w:rPr>
                 <w:rFonts w:hint="eastAsia"/>
                 <w:lang w:eastAsia="zh-CN"/>
               </w:rPr>
-            </w:pPr>
-            <w:r>
-              <w:t>指定驱动、编辑属性、只读、连接变更全记录、自动sqlmode识别与切换、ssh隧道连接、编辑连接、复制连接、删除连接、移动连接到其他分类</w:t>
-            </w:r>
-            <w:r>
-              <w:rPr>
-                <w:rFonts w:hint="eastAsia"/>
-                <w:lang w:eastAsia="zh-CN"/>
-              </w:rPr>
               <w:t>、长连接保活</w:t>
             </w:r>
-            <w:bookmarkStart w:id="9" w:name="_GoBack"/>
-            <w:bookmarkEnd w:id="9"/>
           </w:p>
         </w:tc>
       </w:tr>
@@ -3091,7 +3190,6 @@
               <w:pStyle w:val="a7"/>
               <w:spacing w:before="72" w:after="72"/>
               <w:rPr>
-                <w:rFonts w:hint="eastAsia"/>
                 <w:lang w:eastAsia="zh-CN"/>
               </w:rPr>
             </w:pPr>
@@ -3570,21 +3668,20 @@
               <w:pStyle w:val="a7"/>
               <w:spacing w:before="72" w:after="72"/>
               <w:rPr>
+                <w:lang w:eastAsia="zh-CN"/>
+              </w:rPr>
+            </w:pPr>
+            <w:r>
+              <w:rPr>
                 <w:rFonts w:hint="eastAsia"/>
                 <w:lang w:eastAsia="zh-CN"/>
               </w:rPr>
-            </w:pPr>
-            <w:r>
-              <w:rPr>
-                <w:rFonts w:hint="eastAsia"/>
+              <w:t>S</w:t>
+            </w:r>
+            <w:r>
+              <w:rPr>
                 <w:lang w:eastAsia="zh-CN"/>
               </w:rPr>
-              <w:t>S</w:t>
-            </w:r>
-            <w:r>
-              <w:rPr>
-                <w:lang w:eastAsia="zh-CN"/>
-              </w:rPr>
               <w:t>QL编辑</w:t>
             </w:r>
           </w:p>
@@ -3598,7 +3695,6 @@
               <w:pStyle w:val="a7"/>
               <w:spacing w:before="72" w:after="72"/>
               <w:rPr>
-                <w:rFonts w:hint="eastAsia"/>
                 <w:lang w:eastAsia="zh-CN"/>
               </w:rPr>
             </w:pPr>
@@ -3647,15 +3743,14 @@
               <w:pStyle w:val="a7"/>
               <w:spacing w:before="72" w:after="72"/>
               <w:rPr>
+                <w:lang w:eastAsia="zh-CN"/>
+              </w:rPr>
+            </w:pPr>
+            <w:r>
+              <w:rPr>
                 <w:rFonts w:hint="eastAsia"/>
                 <w:lang w:eastAsia="zh-CN"/>
               </w:rPr>
-            </w:pPr>
-            <w:r>
-              <w:rPr>
-                <w:rFonts w:hint="eastAsia"/>
-                <w:lang w:eastAsia="zh-CN"/>
-              </w:rPr>
               <w:t>结果集</w:t>
             </w:r>
           </w:p>
@@ -3669,7 +3764,6 @@
               <w:pStyle w:val="a7"/>
               <w:spacing w:before="72" w:after="72"/>
               <w:rPr>
-                <w:rFonts w:hint="eastAsia"/>
                 <w:lang w:eastAsia="zh-CN"/>
               </w:rPr>
             </w:pPr>
@@ -3824,6 +3918,12 @@
               </w:rPr>
               <w:t>（sz、rz）协议传输</w:t>
             </w:r>
+            <w:r>
+              <w:rPr>
+                <w:lang w:eastAsia="zh-CN"/>
+              </w:rPr>
+              <w:t>，非当前终端有新输出标题图标呼吸提示</w:t>
+            </w:r>
           </w:p>
         </w:tc>
       </w:tr>
@@ -3991,7 +4091,19 @@
               <w:rPr>
                 <w:rFonts w:hint="eastAsia"/>
               </w:rPr>
-              <w:t>，自动滚动截图生成长图，支持支持库链接自动跳转，支持外部链接、内部链接自动有效性检测</w:t>
+              <w:t>，自动滚动截图生成长图，支持</w:t>
+            </w:r>
+            <w:r>
+              <w:rPr>
+                <w:rFonts w:hint="eastAsia"/>
+              </w:rPr>
+              <w:t>链接自动跳转，</w:t>
+            </w:r>
+            <w:r>
+              <w:rPr>
+                <w:rFonts w:hint="eastAsia"/>
+              </w:rPr>
+              <w:t>自动检测文档链接有效性</w:t>
             </w:r>
           </w:p>
         </w:tc>
@@ -4045,7 +4157,14 @@
               <w:rPr>
                 <w:lang w:eastAsia="zh-CN"/>
               </w:rPr>
-              <w:t>基于本地MD知识库回答问题，并列出参考文档链接、SQL编辑AI助手可优化SQL、修正SQL、转换SQL为指定数据库语法，支持Deepseek、Qwen等API</w:t>
+              <w:t>基于本地MD知识库回答问题，并列出参考文档链接、SQL编辑AI助手可优化SQL、修正SQL、转换SQL为指定数据库语法，支</w:t>
+            </w:r>
+            <w:r>
+              <w:rPr>
+                <w:lang w:eastAsia="zh-CN"/>
+              </w:rPr>
+              <w:lastRenderedPageBreak/>
+              <w:t>持Deepseek、Qwen等API</w:t>
             </w:r>
           </w:p>
         </w:tc>
@@ -4107,6 +4226,13 @@
                 <w:lang w:eastAsia="zh-CN"/>
               </w:rPr>
               <w:t>indows软件打开自动检测新版本、所有版本可平滑升级到最新版</w:t>
+            </w:r>
+            <w:r>
+              <w:rPr>
+                <w:rFonts w:hint="eastAsia"/>
+                <w:lang w:eastAsia="zh-CN"/>
+              </w:rPr>
+              <w:t>，Linux平台暂不支持</w:t>
             </w:r>
           </w:p>
         </w:tc>
@@ -4126,7 +4252,6 @@
           <w:sz w:val="21"/>
           <w:szCs w:val="21"/>
         </w:rPr>
-        <w:lastRenderedPageBreak/>
         <w:t>表</w:t>
       </w:r>
       <w:r>
@@ -4149,7 +4274,21 @@
           <w:sz w:val="21"/>
           <w:szCs w:val="21"/>
         </w:rPr>
-        <w:t xml:space="preserve"> DBboys核心能力</w:t>
+        <w:t xml:space="preserve"> </w:t>
+      </w:r>
+      <w:r>
+        <w:rPr>
+          <w:sz w:val="21"/>
+          <w:szCs w:val="21"/>
+        </w:rPr>
+        <w:t>dbboys</w:t>
+      </w:r>
+      <w:r>
+        <w:rPr>
+          <w:sz w:val="21"/>
+          <w:szCs w:val="21"/>
+        </w:rPr>
+        <w:t>核心能力</w:t>
       </w:r>
     </w:p>
     <w:p>
@@ -4180,7 +4319,10 @@
         </w:rPr>
       </w:pPr>
       <w:r>
-        <w:t>DBboys 采用五层架构，自上而下依次为 UI 展现层、业务服务层、方言适配层、核心抽象层与基础设施层。层与层之间通过接口契约解耦，数据库之间的差异被收敛在方言适配层内部</w:t>
+        <w:t>dbboys</w:t>
+      </w:r>
+      <w:r>
+        <w:t xml:space="preserve"> 采用五层架构，自上而下依次为 UI 展现层、业务服务层、方言适配层、核心抽象层与基础设施层。层与层之间通过接口契约解耦，数据库之间的差异被收敛在方言适配层内部</w:t>
       </w:r>
       <w:r>
         <w:rPr>
@@ -4647,7 +4789,15 @@
           <w:szCs w:val="21"/>
           <w:lang w:eastAsia="zh-CN"/>
         </w:rPr>
-        <w:t>2-1 DBboys</w:t>
+        <w:t xml:space="preserve">2-1 </w:t>
+      </w:r>
+      <w:r>
+        <w:rPr>
+          <w:sz w:val="21"/>
+          <w:szCs w:val="21"/>
+          <w:lang w:eastAsia="zh-CN"/>
+        </w:rPr>
+        <w:t>dbboys</w:t>
       </w:r>
       <w:r>
         <w:rPr>
@@ -4663,7 +4813,6 @@
       <w:pPr>
         <w:pStyle w:val="21"/>
         <w:rPr>
-          <w:rFonts w:hint="eastAsia"/>
           <w:lang w:eastAsia="zh-CN"/>
         </w:rPr>
       </w:pPr>
@@ -4682,7 +4831,10 @@
         <w:ind w:firstLineChars="200" w:firstLine="480"/>
       </w:pPr>
       <w:r>
-        <w:t xml:space="preserve">DBboys </w:t>
+        <w:t>dbboys</w:t>
+      </w:r>
+      <w:r>
+        <w:t xml:space="preserve"> </w:t>
       </w:r>
       <w:r>
         <w:t>全部基于开源技术构建，关键选型如下表：</w:t>
@@ -4719,6 +4871,7 @@
                 <w:b/>
                 <w:color w:val="1F497D" w:themeColor="text2"/>
               </w:rPr>
+              <w:lastRenderedPageBreak/>
               <w:t>序号</w:t>
             </w:r>
           </w:p>
@@ -5381,7 +5534,14 @@
           <w:sz w:val="21"/>
           <w:szCs w:val="21"/>
         </w:rPr>
-        <w:t xml:space="preserve"> DBboys</w:t>
+        <w:t xml:space="preserve"> </w:t>
+      </w:r>
+      <w:r>
+        <w:rPr>
+          <w:sz w:val="21"/>
+          <w:szCs w:val="21"/>
+        </w:rPr>
+        <w:t>dbboys</w:t>
       </w:r>
       <w:r>
         <w:rPr>
@@ -5694,7 +5854,19 @@
               <w:spacing w:before="72" w:after="72"/>
             </w:pPr>
             <w:r>
-              <w:t>生成 dbboys.jar，主类 com.dbboys.app.Main</w:t>
+              <w:t xml:space="preserve">生成 </w:t>
+            </w:r>
+            <w:r>
+              <w:t>dbboys</w:t>
+            </w:r>
+            <w:r>
+              <w:t>.jar，主类 com.</w:t>
+            </w:r>
+            <w:r>
+              <w:t>dbboys</w:t>
+            </w:r>
+            <w:r>
+              <w:t>.app.Main</w:t>
             </w:r>
           </w:p>
         </w:tc>
@@ -5812,7 +5984,13 @@
               <w:spacing w:before="72" w:after="72"/>
             </w:pPr>
             <w:r>
-              <w:t>打包 app-image，压缩输出 build/dist/dbboys.zip，绿色解压即用</w:t>
+              <w:t>打包 app-image，压缩输出 build/dist/</w:t>
+            </w:r>
+            <w:r>
+              <w:t>dbboys</w:t>
+            </w:r>
+            <w:r>
+              <w:t>.zip，绿色解压即用</w:t>
             </w:r>
           </w:p>
         </w:tc>
@@ -5846,7 +6024,14 @@
           <w:sz w:val="21"/>
           <w:szCs w:val="21"/>
         </w:rPr>
-        <w:t xml:space="preserve"> DBboys</w:t>
+        <w:t xml:space="preserve"> </w:t>
+      </w:r>
+      <w:r>
+        <w:rPr>
+          <w:sz w:val="21"/>
+          <w:szCs w:val="21"/>
+        </w:rPr>
+        <w:t>dbboys</w:t>
       </w:r>
       <w:r>
         <w:rPr>
@@ -5870,14 +6055,13 @@
     <w:tbl>
       <w:tblPr>
         <w:tblStyle w:val="af9"/>
-        <w:tblW w:w="0" w:type="auto"/>
+        <w:tblW w:w="8969" w:type="dxa"/>
         <w:tblLook w:val="04A0" w:firstRow="1" w:lastRow="0" w:firstColumn="1" w:lastColumn="0" w:noHBand="0" w:noVBand="1"/>
       </w:tblPr>
       <w:tblGrid>
         <w:gridCol w:w="791"/>
         <w:gridCol w:w="1663"/>
-        <w:gridCol w:w="5734"/>
-        <w:gridCol w:w="760"/>
+        <w:gridCol w:w="6515"/>
       </w:tblGrid>
       <w:tr>
         <w:tc>
@@ -5927,7 +6111,7 @@
         </w:tc>
         <w:tc>
           <w:tcPr>
-            <w:tcW w:w="5734" w:type="dxa"/>
+            <w:tcW w:w="6515" w:type="dxa"/>
           </w:tcPr>
           <w:p>
             <w:pPr>
@@ -5944,28 +6128,6 @@
                 <w:color w:val="1F497D" w:themeColor="text2"/>
               </w:rPr>
               <w:t>构建与运行说明</w:t>
-            </w:r>
-          </w:p>
-        </w:tc>
-        <w:tc>
-          <w:tcPr>
-            <w:tcW w:w="760" w:type="dxa"/>
-          </w:tcPr>
-          <w:p>
-            <w:pPr>
-              <w:pStyle w:val="a7"/>
-              <w:spacing w:before="72" w:after="72"/>
-              <w:rPr>
-                <w:b/>
-                <w:color w:val="1F497D" w:themeColor="text2"/>
-              </w:rPr>
-            </w:pPr>
-            <w:r>
-              <w:rPr>
-                <w:b/>
-                <w:color w:val="1F497D" w:themeColor="text2"/>
-              </w:rPr>
-              <w:t>备注</w:t>
             </w:r>
           </w:p>
         </w:tc>
@@ -6002,7 +6164,7 @@
         </w:tc>
         <w:tc>
           <w:tcPr>
-            <w:tcW w:w="5734" w:type="dxa"/>
+            <w:tcW w:w="6515" w:type="dxa"/>
           </w:tcPr>
           <w:p>
             <w:pPr>
@@ -6013,22 +6175,11 @@
               <w:t>build.bat 一键构建，解压后运行</w:t>
             </w:r>
             <w:r>
-              <w:t xml:space="preserve"> </w:t>
-            </w:r>
-            <w:r>
-              <w:t>dbboys.exe</w:t>
-            </w:r>
-          </w:p>
-        </w:tc>
-        <w:tc>
-          <w:tcPr>
-            <w:tcW w:w="760" w:type="dxa"/>
-          </w:tcPr>
-          <w:p>
-            <w:pPr>
-              <w:pStyle w:val="a7"/>
-              <w:spacing w:before="72" w:after="72"/>
-            </w:pPr>
+              <w:t xml:space="preserve"> dbboys</w:t>
+            </w:r>
+            <w:r>
+              <w:t>.exe</w:t>
+            </w:r>
           </w:p>
         </w:tc>
       </w:tr>
@@ -6064,7 +6215,7 @@
         </w:tc>
         <w:tc>
           <w:tcPr>
-            <w:tcW w:w="5734" w:type="dxa"/>
+            <w:tcW w:w="6515" w:type="dxa"/>
           </w:tcPr>
           <w:p>
             <w:pPr>
@@ -6074,17 +6225,6 @@
             <w:r>
               <w:t>build.sh 一键构建，解压后运行 sh start.sh</w:t>
             </w:r>
-          </w:p>
-        </w:tc>
-        <w:tc>
-          <w:tcPr>
-            <w:tcW w:w="760" w:type="dxa"/>
-          </w:tcPr>
-          <w:p>
-            <w:pPr>
-              <w:pStyle w:val="a7"/>
-              <w:spacing w:before="72" w:after="72"/>
-            </w:pPr>
           </w:p>
         </w:tc>
       </w:tr>
@@ -6123,7 +6263,7 @@
         </w:tc>
         <w:tc>
           <w:tcPr>
-            <w:tcW w:w="5734" w:type="dxa"/>
+            <w:tcW w:w="6515" w:type="dxa"/>
           </w:tcPr>
           <w:p>
             <w:pPr>
@@ -6133,17 +6273,6 @@
             <w:r>
               <w:t>build.sh 一键构建，解压后运行 sh start.sh</w:t>
             </w:r>
-          </w:p>
-        </w:tc>
-        <w:tc>
-          <w:tcPr>
-            <w:tcW w:w="760" w:type="dxa"/>
-          </w:tcPr>
-          <w:p>
-            <w:pPr>
-              <w:pStyle w:val="a7"/>
-              <w:spacing w:before="72" w:after="72"/>
-            </w:pPr>
           </w:p>
         </w:tc>
       </w:tr>
@@ -6183,7 +6312,7 @@
           <w:sz w:val="21"/>
           <w:szCs w:val="21"/>
         </w:rPr>
-        <w:t>DBboys</w:t>
+        <w:t>dbboys</w:t>
       </w:r>
       <w:r>
         <w:rPr>
@@ -6200,7 +6329,6 @@
       </w:pPr>
       <w:bookmarkStart w:id="15" w:name="_Toc239347830"/>
       <w:r>
-        <w:lastRenderedPageBreak/>
         <w:t>数据库适配矩阵</w:t>
       </w:r>
       <w:bookmarkEnd w:id="15"/>
@@ -6210,7 +6338,10 @@
         <w:ind w:firstLineChars="200" w:firstLine="480"/>
       </w:pPr>
       <w:r>
-        <w:t>DBboys 内置八个方言包，对不同数据库提供差异化能力支持，适配矩阵如下：</w:t>
+        <w:t>dbboys</w:t>
+      </w:r>
+      <w:r>
+        <w:t xml:space="preserve"> 内置八个方言包，对不同数据库提供差异化能力支持，适配矩阵如下：</w:t>
       </w:r>
     </w:p>
     <w:tbl>
@@ -8573,7 +8704,10 @@
         <w:ind w:firstLineChars="200" w:firstLine="480"/>
       </w:pPr>
       <w:r>
-        <w:t>DBboys 围绕数据库全生命周期提供六大功能模块：远程安装 / 卸载、SQL 工作台、实例管理、SSH 终端与文件传输、数据迁移、知识库与 AI 助手。</w:t>
+        <w:t>dbboys</w:t>
+      </w:r>
+      <w:r>
+        <w:t xml:space="preserve"> 围绕数据库全生命周期提供六大功能模块：远程安装 / 卸载、SQL 工作台、实例管理、SSH 终端与文件传输、数据迁移、知识库与 AI 助手。</w:t>
       </w:r>
     </w:p>
     <w:p>
@@ -8640,32 +8774,36 @@
     <w:p>
       <w:pPr>
         <w:pStyle w:val="a0"/>
+        <w:numPr>
+          <w:ilvl w:val="0"/>
+          <w:numId w:val="0"/>
+        </w:numPr>
       </w:pPr>
       <w:r>
         <w:rPr>
           <w:b/>
           <w:color w:val="1F497D" w:themeColor="text2"/>
         </w:rPr>
+        <w:lastRenderedPageBreak/>
         <w:t>参数可重置：</w:t>
       </w:r>
       <w:r>
-        <w:t>连接属性编辑、远程安装参数支持一键重置</w:t>
+        <w:t>关键安装</w:t>
       </w:r>
-    </w:p>
-    <w:p>
-      <w:pPr>
-        <w:pStyle w:val="a0"/>
-        <w:numPr>
-          <w:ilvl w:val="0"/>
-          <w:numId w:val="0"/>
-        </w:numPr>
-      </w:pPr>
+      <w:r>
+        <w:t>信息可自定义</w:t>
+      </w:r>
+      <w:r>
+        <w:t>配置</w:t>
+      </w:r>
+      <w:r>
+        <w:t>或重置，如安装路径、数据文件路径等</w:t>
+      </w:r>
       <w:r>
         <w:rPr>
           <w:noProof/>
           <w:lang w:eastAsia="zh-CN"/>
         </w:rPr>
-        <w:lastRenderedPageBreak/>
         <w:drawing>
           <wp:inline distT="0" distB="0" distL="0" distR="0" wp14:anchorId="48F23F79" wp14:editId="65167260">
             <wp:extent cx="5544820" cy="2945765"/>
@@ -8772,10 +8910,10 @@
           <w:b/>
           <w:color w:val="1F497D" w:themeColor="text2"/>
         </w:rPr>
-        <w:t>方言感知智能补全：</w:t>
+        <w:t>智能补全：</w:t>
       </w:r>
       <w:r>
-        <w:t>基于元数据的 SQL 智能补全，补全项随数据库方言变化</w:t>
+        <w:t>关键字智能提示补全，数据库对象智能提示补全</w:t>
       </w:r>
     </w:p>
     <w:p>
@@ -8835,7 +8973,13 @@
         <w:t>AI 助手内嵌：</w:t>
       </w:r>
       <w:r>
-        <w:t>SQL 编辑面板直接调用 AI 助手，辅助编写与解释 SQL</w:t>
+        <w:t>SQL 编辑面板直接调用 AI 助手，辅助</w:t>
+      </w:r>
+      <w:r>
+        <w:t>修改或优化</w:t>
+      </w:r>
+      <w:r>
+        <w:t>SQL</w:t>
       </w:r>
     </w:p>
     <w:p>
@@ -8988,7 +9132,10 @@
         <w:t>实例启停：</w:t>
       </w:r>
       <w:r>
-        <w:t>GBase 8S / Informix / 达梦 / PostgreSQL 实例远程启停</w:t>
+        <w:t xml:space="preserve">支持GBase 8S / Informix </w:t>
+      </w:r>
+      <w:r>
+        <w:t>实例远程启停</w:t>
       </w:r>
     </w:p>
     <w:p>
@@ -9019,6 +9166,9 @@
       </w:r>
       <w:r>
         <w:t>数据库运行日志在线查看</w:t>
+      </w:r>
+      <w:r>
+        <w:t>，关键字高亮提示</w:t>
       </w:r>
     </w:p>
     <w:p>
@@ -9141,7 +9291,10 @@
         <w:t>SFTP 文件传输：</w:t>
       </w:r>
       <w:r>
-        <w:t>可视化 SFTP 文件管理，支持非空文件夹递归删除</w:t>
+        <w:t>可视化 SFTP 文件管理，支持</w:t>
+      </w:r>
+      <w:r>
+        <w:t>文件及文件夹传输管理等操作</w:t>
       </w:r>
     </w:p>
     <w:p>
@@ -9156,22 +9309,7 @@
         <w:t>ZModem 支持：</w:t>
       </w:r>
       <w:r>
-        <w:t>原生支持 sz / rz 文件传输，ARM 平台大文件传输专项优化</w:t>
-      </w:r>
-    </w:p>
-    <w:p>
-      <w:pPr>
-        <w:pStyle w:val="a0"/>
-      </w:pPr>
-      <w:r>
-        <w:rPr>
-          <w:b/>
-          <w:color w:val="1F497D" w:themeColor="text2"/>
-        </w:rPr>
-        <w:t>SSH 隧道：</w:t>
-      </w:r>
-      <w:r>
-        <w:t>数据库连接支持 SSH 隧道与密钥认证</w:t>
+        <w:t>原生支持 sz / rz 文件传输</w:t>
       </w:r>
     </w:p>
     <w:p>
@@ -9193,7 +9331,19 @@
         <w:t>：</w:t>
       </w:r>
       <w:r>
-        <w:t>界面有新的输出页面图标大小缩放呼吸提示</w:t>
+        <w:t>非当前</w:t>
+      </w:r>
+      <w:r>
+        <w:t>界面有新的输出</w:t>
+      </w:r>
+      <w:r>
+        <w:t>标题</w:t>
+      </w:r>
+      <w:r>
+        <w:t>图标</w:t>
+      </w:r>
+      <w:r>
+        <w:t>缩放呼吸提示</w:t>
       </w:r>
     </w:p>
     <w:p>
@@ -9348,7 +9498,10 @@
         <w:t>复制粘贴：</w:t>
       </w:r>
       <w:r>
-        <w:t>同构、异构库之间表级复制粘贴</w:t>
+        <w:t>同构、异构库之间</w:t>
+      </w:r>
+      <w:r>
+        <w:t>数据库对象的复制粘贴</w:t>
       </w:r>
     </w:p>
     <w:p>
@@ -9478,7 +9631,10 @@
         <w:t>Markdown 知识库：</w:t>
       </w:r>
       <w:r>
-        <w:t>Markdown 文档管理，图片可直接粘贴入库</w:t>
+        <w:t xml:space="preserve">Markdown </w:t>
+      </w:r>
+      <w:r>
+        <w:t>文档管理，图片可直接粘贴</w:t>
       </w:r>
     </w:p>
     <w:p>
@@ -9647,7 +9803,10 @@
         <w:ind w:firstLineChars="200" w:firstLine="480"/>
       </w:pPr>
       <w:r>
-        <w:t>DBboys 自 2026 年 1 月首次发布以来持续迭代，主要里程碑如下：</w:t>
+        <w:t>dbboys</w:t>
+      </w:r>
+      <w:r>
+        <w:t xml:space="preserve"> 自 2026 年 1 月首次发布以来持续迭代，主要里程碑如下：</w:t>
       </w:r>
     </w:p>
     <w:tbl>
@@ -9890,10 +10049,10 @@
               <w:spacing w:before="72" w:after="72"/>
             </w:pPr>
             <w:r>
-              <w:t xml:space="preserve">Informix / Oracle / MySQL / 达梦接入，Qwen </w:t>
-            </w:r>
-            <w:r>
-              <w:t>模型</w:t>
+              <w:t xml:space="preserve">Informix / Oracle / MySQL / </w:t>
+            </w:r>
+            <w:r>
+              <w:t>达梦接入</w:t>
             </w:r>
           </w:p>
         </w:tc>
@@ -9983,7 +10142,6 @@
               <w:pStyle w:val="a7"/>
               <w:spacing w:before="72" w:after="72"/>
               <w:rPr>
-                <w:rFonts w:hint="eastAsia"/>
                 <w:lang w:eastAsia="zh-CN"/>
               </w:rPr>
             </w:pPr>
@@ -10075,7 +10233,13 @@
               <w:spacing w:before="72" w:after="72"/>
             </w:pPr>
             <w:r>
-              <w:t>异构 DDL 转换数据迁移、库表复制粘贴、PostgreSQL 支持与远程安装、方言家族化重构</w:t>
+              <w:t>异构 DDL 转换数据迁移、库表复制粘贴、PostgreSQL 支持</w:t>
+            </w:r>
+            <w:r>
+              <w:t>，</w:t>
+            </w:r>
+            <w:r>
+              <w:t>远程安装、方言家族化重构</w:t>
             </w:r>
           </w:p>
         </w:tc>
@@ -10124,7 +10288,7 @@
           <w:sz w:val="21"/>
           <w:szCs w:val="21"/>
         </w:rPr>
-        <w:t>DBboys</w:t>
+        <w:t>dbboys</w:t>
       </w:r>
       <w:r>
         <w:rPr>
@@ -10237,7 +10401,10 @@
         <w:ind w:firstLineChars="200" w:firstLine="480"/>
       </w:pPr>
       <w:r>
-        <w:t>DBboys 基于 GNU General Public License v3.0（GPL v3）开源，源码托管开放。</w:t>
+        <w:t>dbboys</w:t>
+      </w:r>
+      <w:r>
+        <w:t xml:space="preserve"> 基于 GNU General Public License v3.0（GPL v3）开源，源码托管开放。</w:t>
       </w:r>
     </w:p>
     <w:p>
@@ -10245,14 +10412,35 @@
         <w:ind w:firstLineChars="200" w:firstLine="480"/>
       </w:pPr>
       <w:r>
-        <w:t>Github：</w:t>
+        <w:t>GitH</w:t>
+      </w:r>
+      <w:r>
+        <w:t>ub：</w:t>
       </w:r>
       <w:hyperlink r:id="rId18" w:history="1">
         <w:r>
           <w:rPr>
             <w:rStyle w:val="aff1"/>
           </w:rPr>
-          <w:t>https://github.com</w:t>
+          <w:t>https://github.com/</w:t>
+        </w:r>
+        <w:r>
+          <w:rPr>
+            <w:rStyle w:val="aff1"/>
+          </w:rPr>
+          <w:t>dbboys</w:t>
+        </w:r>
+        <w:r>
+          <w:rPr>
+            <w:rStyle w:val="aff1"/>
+          </w:rPr>
+          <w:t>3/</w:t>
+        </w:r>
+        <w:r>
+          <w:rPr>
+            <w:rStyle w:val="aff1"/>
+          </w:rPr>
+          <w:t>dbboys</w:t>
         </w:r>
         <w:r>
           <w:rPr>
@@ -10260,43 +10448,12 @@
           </w:rPr>
           <w:t>/</w:t>
         </w:r>
-        <w:r>
-          <w:rPr>
-            <w:rStyle w:val="aff1"/>
-          </w:rPr>
-          <w:t>d</w:t>
-        </w:r>
-        <w:r>
-          <w:rPr>
-            <w:rStyle w:val="aff1"/>
-          </w:rPr>
-          <w:t>b</w:t>
-        </w:r>
-        <w:r>
-          <w:rPr>
-            <w:rStyle w:val="aff1"/>
-          </w:rPr>
-          <w:t>boys</w:t>
-        </w:r>
-        <w:r>
-          <w:rPr>
-            <w:rStyle w:val="aff1"/>
-          </w:rPr>
-          <w:t>3</w:t>
-        </w:r>
-        <w:r>
-          <w:rPr>
-            <w:rStyle w:val="aff1"/>
-          </w:rPr>
-          <w:t>/dbboys/</w:t>
-        </w:r>
       </w:hyperlink>
     </w:p>
     <w:p>
       <w:pPr>
         <w:ind w:firstLineChars="200" w:firstLine="480"/>
         <w:rPr>
-          <w:rFonts w:hint="eastAsia"/>
           <w:lang w:eastAsia="zh-CN"/>
         </w:rPr>
       </w:pPr>
@@ -10339,28 +10496,14 @@
             <w:rStyle w:val="aff1"/>
             <w:lang w:eastAsia="zh-CN"/>
           </w:rPr>
-          <w:t>d</w:t>
+          <w:t>dbboys</w:t>
         </w:r>
         <w:r>
           <w:rPr>
             <w:rStyle w:val="aff1"/>
             <w:lang w:eastAsia="zh-CN"/>
           </w:rPr>
-          <w:t>b</w:t>
-        </w:r>
-        <w:r>
-          <w:rPr>
-            <w:rStyle w:val="aff1"/>
-            <w:lang w:eastAsia="zh-CN"/>
-          </w:rPr>
-          <w:t>b</w:t>
-        </w:r>
-        <w:r>
-          <w:rPr>
-            <w:rStyle w:val="aff1"/>
-            <w:lang w:eastAsia="zh-CN"/>
-          </w:rPr>
-          <w:t>oys.com</w:t>
+          <w:t>.com</w:t>
         </w:r>
       </w:hyperlink>
     </w:p>
@@ -10530,6 +10673,7 @@
           <w:docPartUnique/>
         </w:docPartObj>
       </w:sdtPr>
+      <w:sdtEndPr/>
       <w:sdtContent>
         <w:r>
           <w:rPr>
@@ -10559,7 +10703,7 @@
             <w:szCs w:val="21"/>
             <w:lang w:val="zh-CN" w:eastAsia="zh-CN"/>
           </w:rPr>
-          <w:t>2</w:t>
+          <w:t>1</w:t>
         </w:r>
         <w:r>
           <w:rPr>
@@ -10716,7 +10860,7 @@
         <w:szCs w:val="21"/>
         <w:lang w:eastAsia="zh-CN"/>
       </w:rPr>
-      <w:t xml:space="preserve">DBbosy技术白皮书 </w:t>
+      <w:t>dbboys</w:t>
     </w:r>
     <w:r>
       <w:rPr>
@@ -10725,7 +10869,7 @@
         <w:szCs w:val="21"/>
         <w:lang w:eastAsia="zh-CN"/>
       </w:rPr>
-      <w:t xml:space="preserve">                                               </w:t>
+      <w:t xml:space="preserve">技术白皮书 </w:t>
     </w:r>
     <w:r>
       <w:rPr>
@@ -10734,6 +10878,15 @@
         <w:szCs w:val="21"/>
         <w:lang w:eastAsia="zh-CN"/>
       </w:rPr>
+      <w:t xml:space="preserve">                                               </w:t>
+    </w:r>
+    <w:r>
+      <w:rPr>
+        <w:noProof/>
+        <w:sz w:val="21"/>
+        <w:szCs w:val="21"/>
+        <w:lang w:eastAsia="zh-CN"/>
+      </w:rPr>
       <w:t xml:space="preserve"> </w:t>
     </w:r>
     <w:r>
@@ -10741,7 +10894,21 @@
         <w:sz w:val="21"/>
         <w:szCs w:val="21"/>
       </w:rPr>
-      <w:t>www.dbboys.com</w:t>
+      <w:t>www.</w:t>
+    </w:r>
+    <w:r>
+      <w:rPr>
+        <w:sz w:val="21"/>
+        <w:szCs w:val="21"/>
+      </w:rPr>
+      <w:t>dbboys</w:t>
+    </w:r>
+    <w:r>
+      <w:rPr>
+        <w:sz w:val="21"/>
+        <w:szCs w:val="21"/>
+      </w:rPr>
+      <w:t>.com</w:t>
     </w:r>
     <w:r>
       <w:t xml:space="preserve"> </w:t>
@@ -10937,7 +11104,7 @@
   <w:abstractNum w:abstractNumId="8" w15:restartNumberingAfterBreak="0">
     <w:nsid w:val="FFFFFF89"/>
     <w:multiLevelType w:val="singleLevel"/>
-    <w:tmpl w:val="F88C9518"/>
+    <w:tmpl w:val="8CE01552"/>
     <w:lvl w:ilvl="0">
       <w:start w:val="1"/>
       <w:numFmt w:val="bullet"/>
@@ -24990,7 +25157,7 @@
 </file>
 
 <file path=customXml/itemProps1.xml><?xml version="1.0" encoding="utf-8"?>
-<ds:datastoreItem xmlns:ds="http://schemas.openxmlformats.org/officeDocument/2006/customXml" ds:itemID="{001C72AD-2346-471A-882F-21B6ED990616}">
+<ds:datastoreItem xmlns:ds="http://schemas.openxmlformats.org/officeDocument/2006/customXml" ds:itemID="{676B9BCD-842D-4AA4-B8B6-ADC10CCBB9EA}">
   <ds:schemaRefs>
     <ds:schemaRef ds:uri="http://schemas.openxmlformats.org/officeDocument/2006/bibliography"/>
   </ds:schemaRefs>
